--- a/example_articles/states/Minnesota/1.states_Minnesota_New_York_Times.docx
+++ b/example_articles/states/Minnesota/1.states_Minnesota_New_York_Times.docx
@@ -27,17 +27,17 @@
     </w:p>
     <w:p>
       <w:r>
-        <w:t>Source File: NYT/15.DOCX</w:t>
+        <w:t>Source file: NYT/15.DOCX</w:t>
       </w:r>
     </w:p>
     <w:p>
       <w:r>
-        <w:t>Raw locations result: ['Minnesota']</w:t>
+        <w:t>Raw locations result, 'locations': ['Minnesota']</w:t>
       </w:r>
     </w:p>
     <w:p>
       <w:r>
-        <w:t>states_stand_flat (Standardized): Minnesota</w:t>
+        <w:t>Standardized locations result, 'states_stand_flat': Minnesota</w:t>
       </w:r>
     </w:p>
     <w:p>

--- a/example_articles/states/Minnesota/1.states_Minnesota_New_York_Times.docx
+++ b/example_articles/states/Minnesota/1.states_Minnesota_New_York_Times.docx
@@ -7,7 +7,9 @@
         <w:pStyle w:val="Heading1"/>
       </w:pPr>
       <w:r>
-        <w:t>Who Champions The Working Class?</w:t>
+        <w:t>TV Weekend;</w:t>
+        <w:br/>
+        <w:t>2-Part Portrait of a Black Working-Class Family</w:t>
       </w:r>
     </w:p>
     <w:p>
@@ -17,17 +19,17 @@
     </w:p>
     <w:p>
       <w:r>
-        <w:t>Date: 1991-05-26</w:t>
+        <w:t>Date: 1993-07-09</w:t>
       </w:r>
     </w:p>
     <w:p>
       <w:r>
-        <w:t>Section: Section 4;; Section 4; Page 11; Column 1; Editorial Desk; Column 1;; Op-Ed</w:t>
+        <w:t>Section: Section D;; Section D; Page 26; Column 1; Weekend Desk; Column 1;; Review</w:t>
       </w:r>
     </w:p>
     <w:p>
       <w:r>
-        <w:t>Source file: NYT/15.DOCX</w:t>
+        <w:t>Source file: NYT/14.DOCX</w:t>
       </w:r>
     </w:p>
     <w:p>
@@ -49,31 +51,64 @@
     </w:p>
     <w:p>
       <w:r>
-        <w:t>America must make a vast investment at least $2 trillion in the 1990's -- to prepare our workforce for the next century. If the Democratic Party wants the White House, it should lead the charge. It needs the political equivalent of a warrior like Gen. Norman Schwarzkopf to propose a plan for rebuilding America, as Gen. George Marshall did 44 years ago for rebuilding Western Europe.</w:t>
+        <w:t>If done right, a television drama can hold its own with the best in theater or film. "Laurel Avenue," on HBO at 10 P.M. tomorrow and Sunday, does it just right, wonderfully so. In several respects, this three-hour portrait of a black working-class family is a breakthrough.</w:t>
         <w:br/>
-        <w:t>American corporations are as competitive as ever. Their share of global exports is about the same as it was 15 years ago, although they're now exporting from factories all over the world. Their foreign operations account for more than $1 trillion in sales annually -- about four times America's total exports. Many of their top executives, engineers, strategists, planners, lawyers and bankers have been reaping a bonanza.</w:t>
+        <w:t>Black people on television rarely seem connected to the real world. Too often they are reduced to snappy one-liners on sitcoms. Once in a while, as in "The Cosby Show" or "The Fresh Prince of Bel Air," they are transported into upper-class settings, valuable as possible role models, no doubt, but still distant fantasies for the majority.</w:t>
         <w:br/>
-        <w:t>But a large portion of the workforce has become less competitive in the last decade and a half. The real wages of nonsupervisory workers (about two-thirds of all wage earners) have plummeted 12 percent, putting them back where they were in the late 1950's, adjusted for inflation.</w:t>
+        <w:t>"Laurel Avenue" is positively bristling with the real world, not completely grim like a "Boyz N the Hood" and not determinedly upbeat like "Brewster Place," the short-lived series produced by Oprah Winfrey. Assuming the contours of an open-ended soap opera, "Laurel Avenue" has the immediacy of a superb video verite documentary, thanks in large part to the lean, no-frills direction of Carl Franklin ("One False Move"). The script, by the playwright Michael Henry Brown ("Ascension Day"), who devised the overall story with one of the executive producers, Paul Aaron, is clearly built on a foundation of love and integrity.</w:t>
         <w:br/>
-        <w:t>These disparate trends give the Democrats a natural advantage and should put Republicans on the defensive. After all, Republican economics has been premised on the idea that the fruits of American investment inevitably "trickle down" to enrich the average worker. Thus have low taxes on the wealthy been justified as in the interest of the less affluent; thus has discretionary Federal spending on job training, education and infrastructure been deemed superfluous and cut accordingly.</w:t>
+        <w:t>Like many working-class families of any color, the Arnetts spend most of their time simply trying to survive with a modicum of dignity and hope. They live in St. Paul, where the center of family life can be found in the Laurel Avenue home of Jake (Mel Winkler) and Maggie (Mary Alice). They have had three children together. The youngest, Sheila (Malinda Williams), is 16. They also have children from earlier marriages. Among them are Maggie's twin daughters, Yolanda (Juanita Jennings) and Rolanda (Rhonda Stubbins White).</w:t>
         <w:br/>
-        <w:t>But within the new global economy, American investments are as likely to "trickle out" to wherever around the globe they can earn the best return. In this respect, there is coming to be no difference between our capital and the capital of any other nation.</w:t>
+        <w:t>Much of the core plot, unfolding over a single weekend, revolves around these two sisters, their very differences reflecting the crapshoot of life, even within a single family. Yolanda is a policewoman about to be promoted to sergeant. Maggie is preparing a surprise party for her. Yolanda's husband, Howard Friedman (Michael Tezla), is also a police officer and is white. Rolanda is a recovering drug addict, shakily coping with herself, her 15-year-old son, Rushan (Vonte Sweet), and her 5-year-old daughter, Shanequa (Ondrea Shalbetter). Rushan, dreaming of BMW's to impress beautiful girls, is already selling crack on the streets.</w:t>
         <w:br/>
-        <w:t>The same trends should give Democrats a strong argument for rebuilding the workforce. Global capital will create high-wage jobs in the U.S. only if we can offer skilled workers and a first-class infrastructure. But in the nation's recent misguided efforts to advance U.S. corporations and U.S. investors, we have disinvested in human capital and infrastructure.</w:t>
+        <w:t>These characters and others pass in and out of the home on Laurel Avenue, always getting encouragement from Jake, stern warnings from Maggie. The family lives in a world in which the threat of violence or betrayal is always just around the corner. Their only line of defense is caring for one another, even the seemingly doomed Rolanda, no matter how many times she stumbles. "Laurel Avenue" doesn't flinch in showing both the frailties and the strengths of the Arnetts. It's impossible not to end up caring for them.</w:t>
         <w:br/>
-        <w:t>We still underfinance Head Start, child nutrition and other pre-school programs; our per pupil spending on kindergarten through grade 12 lags behind that of five other industrialized nations; Federal outlays for worker training have been slashed by 50 percent since 1980, and Federal grants and loans for college students have been cut 13 percent over the decade.</w:t>
+        <w:t>And the passing details are perfect. There's the white policeman muttering that Yolanda should have shot a fleeing youth suspected of drug-dealing, without even realizing that the boy was her nephew. There's the black street woman outside the church where Maggie is organist: "Everybody saying, 'Jesus, Jesus,' but He took off and left me so He wouldn't have to face all this." And there's the middle-class black father accused of spoiling his daughter. "More black kids should be spoiled," he counters softly.</w:t>
         <w:br/>
-        <w:t>Meanwhile, our spending on infrastructure has fallen by almost a third, resulting in collapsing bridges, crumbling highways, dilapidated subways, overflowing sewers and rush-hour traffic jams extending for miles. Hard-pressed states and localities can't begin to make up the difference.</w:t>
+        <w:t>Other members of the remarkably accomplished cast are Scott Lawrence, Monte Russell, Dan Martin, Gay Thomas and Ulysses Zachary. "Laurel Avenue" ends on Monday morning with Jake off to another day's work. As he put it earlier: "You keep doing what you got to do." One thing it would be a distinct pleasure to do would be to see a lot more of the Arnetts in television's future. This is one family story that begs to be continued.</w:t>
         <w:br/>
-        <w:t>Where would we find $2 trillion for rebuilding America in the 1990's? A 15 percent a year cut in current and planned military expenditures would yield $450 billion over the decade. A Federal income tax as progressive as it was in 1978 would require the top 10 percent of income earners to pay about $950 billion more than they'll otherwise pay in the 1990's. And by removing the $54,000 cap on income subject to the pension and disability portions of Social Security payroll taxes and treating all Social Security benefits as taxable income (while exempting the poorest fifth of workers and retirees from both taxes), an additional $600 billion could be generated over the decade.</w:t>
+        <w:t>The executive producers are Mr. Aaron and the actor Charles S. Dutton ("Roc").</w:t>
         <w:br/>
-        <w:t>So why are the Democrats so silent? Perhaps because they're cowed by George Bush's approval ratings, fearful of antagonizing corporate fund-raisers, scared of even suggesting that taxes be raised on the wealthy, shackled by new budget rules barring transfers of money from military to domestic needs, afraid of touching sacred cows like Social Security or intimidated by years of Republican harangues against government.</w:t>
+        <w:t xml:space="preserve"> </w:t>
         <w:br/>
-        <w:t>Some Democrats unveil tepid plans to make tiny, symbolic shifts in Mr. Bush's proposed budget. Others fulminate about "protecting American jobs." What do the Democrats stand for? What is Democratic economics? It must be more than budget trivialities and retrograde protectionism.</w:t>
+        <w:t>Laurel Avenue</w:t>
         <w:br/>
-        <w:t>As the Republicans continue their traditional role of advancing the interests of American corporations and investors, the Democrats must revive their traditional role of representing the little guy.</w:t>
+        <w:t>HBO, in two parts, Saturday and Sunday at 10 P.M.</w:t>
         <w:br/>
-        <w:t>Even at the very height of the President's popularity, the Democrats have an extraordinary opportunity.</w:t>
+        <w:br/>
+        <w:t>Created by Paul Aaron and Michael Henry Brown; directed by Carl Franklin; written by Mr. Brown, based on a story by Mr. Aaron and Mr. Brown; director of photography, James Glennon; editor, Carole Kravetz; music by Harold Wheeler; production designer, Maxine Shepard; produced by Tony To and Jesse Beaton for HBO Independent Productions Inc.; Paul Aaron and Charles S. Dutton, executive producers.</w:t>
+        <w:br/>
+        <w:t xml:space="preserve"> </w:t>
+        <w:br/>
+        <w:t>Maggie Arnett . . . Mary Alice</w:t>
+        <w:br/>
+        <w:t>Uncle Otis . . . Jay Brooks</w:t>
+        <w:br/>
+        <w:t>Yolanda Arnett-Friedman . . . Juanita Jennings</w:t>
+        <w:br/>
+        <w:t>Keith Arnett . . . Scott Lawrence</w:t>
+        <w:br/>
+        <w:t>Woodrow Arnett . . . Dan Martin</w:t>
+        <w:br/>
+        <w:t>Marcus Arnett . . . Monte Russell</w:t>
+        <w:br/>
+        <w:t>Shanequa Arnett . . . Ondrea Shalbetter</w:t>
+        <w:br/>
+        <w:t>Rolanda Arnett . . . Rhonda Stubbins White</w:t>
+        <w:br/>
+        <w:t>Rushan Arnett . . . Vonte Sweet</w:t>
+        <w:br/>
+        <w:t>Kathleen Arnett . . . Gay Thomas</w:t>
+        <w:br/>
+        <w:t>Sheila Arnett . . . Malinda Williams</w:t>
+        <w:br/>
+        <w:t>Jake Arnett . . . Mel Winkler</w:t>
+        <w:br/>
+        <w:t>Anthony . . . Gary Dourdan</w:t>
+        <w:br/>
+        <w:t>Howard Friedman . . . Michael Tezla</w:t>
+        <w:br/>
+        <w:t>Fletcher . . . Ulysses Zachary</w:t>
         <w:br/>
         <w:br/>
         <w:t>Graphic</w:t>
@@ -81,7 +116,7 @@
         <w:br/>
         <w:t xml:space="preserve"> </w:t>
         <w:br/>
-        <w:t>Drawing</w:t>
+        <w:t>Photo: Mel Winkler and Mary Alice in the HBO series "Laurel Avenue." (Bob Green)</w:t>
       </w:r>
     </w:p>
     <w:sectPr>

--- a/example_articles/states/Minnesota/1.states_Minnesota_New_York_Times.docx
+++ b/example_articles/states/Minnesota/1.states_Minnesota_New_York_Times.docx
@@ -7,9 +7,7 @@
         <w:pStyle w:val="Heading1"/>
       </w:pPr>
       <w:r>
-        <w:t>TV Weekend;</w:t>
-        <w:br/>
-        <w:t>2-Part Portrait of a Black Working-Class Family</w:t>
+        <w:t>Seen as Everyman, Minnesota Governor Looks to National Stage</w:t>
       </w:r>
     </w:p>
     <w:p>
@@ -19,17 +17,17 @@
     </w:p>
     <w:p>
       <w:r>
-        <w:t>Date: 1993-07-09</w:t>
+        <w:t>Date: 2008-08-08</w:t>
       </w:r>
     </w:p>
     <w:p>
       <w:r>
-        <w:t>Section: Section D;; Section D; Page 26; Column 1; Weekend Desk; Column 1;; Review</w:t>
+        <w:t>Section: Section A; Column 0; National Desk; Pg. 1; THE PROSPECTS</w:t>
       </w:r>
     </w:p>
     <w:p>
       <w:r>
-        <w:t>Source file: NYT/14.DOCX</w:t>
+        <w:t>Source file: NYT/49.DOCX</w:t>
       </w:r>
     </w:p>
     <w:p>
@@ -51,64 +49,102 @@
     </w:p>
     <w:p>
       <w:r>
-        <w:t>If done right, a television drama can hold its own with the best in theater or film. "Laurel Avenue," on HBO at 10 P.M. tomorrow and Sunday, does it just right, wonderfully so. In several respects, this three-hour portrait of a black working-class family is a breakthrough.</w:t>
+        <w:t>ST. PAUL -- As is his way, Gov. Tim Pawlenty made a self-deprecating aside on a local radio show this spring during the ceremonial start of the state's beloved fishing season. He praised his wife's willingness to fish with him and to watch hockey games, then added, ''And I jokingly say, 'Now, if I could only get her to have sex with me.' ''</w:t>
         <w:br/>
-        <w:t>Black people on television rarely seem connected to the real world. Too often they are reduced to snappy one-liners on sitcoms. Once in a while, as in "The Cosby Show" or "The Fresh Prince of Bel Air," they are transported into upper-class settings, valuable as possible role models, no doubt, but still distant fantasies for the majority.</w:t>
+        <w:t>Some Minnesotans cringed. Others, including his wife, Mary, a former judge who met her future husband in law school, said he was just being himself, joker and all.</w:t>
         <w:br/>
-        <w:t>"Laurel Avenue" is positively bristling with the real world, not completely grim like a "Boyz N the Hood" and not determinedly upbeat like "Brewster Place," the short-lived series produced by Oprah Winfrey. Assuming the contours of an open-ended soap opera, "Laurel Avenue" has the immediacy of a superb video verite documentary, thanks in large part to the lean, no-frills direction of Carl Franklin ("One False Move"). The script, by the playwright Michael Henry Brown ("Ascension Day"), who devised the overall story with one of the executive producers, Paul Aaron, is clearly built on a foundation of love and integrity.</w:t>
+        <w:t>Outside his home state, Mr. Pawlenty is among the least-known of the prospects Senator John McCain is said to be considering as a vice-presidential partner. But those who have followed his political rise here say Mr. Pawlenty's personal story -- his direct, everyman appeal to ordinary people -- is among his most powerful attributes.</w:t>
         <w:br/>
-        <w:t>Like many working-class families of any color, the Arnetts spend most of their time simply trying to survive with a modicum of dignity and hope. They live in St. Paul, where the center of family life can be found in the Laurel Avenue home of Jake (Mel Winkler) and Maggie (Mary Alice). They have had three children together. The youngest, Sheila (Malinda Williams), is 16. They also have children from earlier marriages. Among them are Maggie's twin daughters, Yolanda (Juanita Jennings) and Rolanda (Rhonda Stubbins White).</w:t>
+        <w:t>Long before the polls began suggesting that Republicans could face trouble in November, Mr. Pawlenty, now in his second term, was urging his party to become ''the party of Sam's Club,'' not just the country club.</w:t>
         <w:br/>
-        <w:t>Much of the core plot, unfolding over a single weekend, revolves around these two sisters, their very differences reflecting the crapshoot of life, even within a single family. Yolanda is a policewoman about to be promoted to sergeant. Maggie is preparing a surprise party for her. Yolanda's husband, Howard Friedman (Michael Tezla), is also a police officer and is white. Rolanda is a recovering drug addict, shakily coping with herself, her 15-year-old son, Rushan (Vonte Sweet), and her 5-year-old daughter, Shanequa (Ondrea Shalbetter). Rushan, dreaming of BMW's to impress beautiful girls, is already selling crack on the streets.</w:t>
+        <w:t>''We need everybody -- to grow the party and to move forward,'' Mr. Pawlenty explained in a recent interview. ''One of the most powerful reasons people go to Sam's Club or Target or Costco is they want value, and Republicans are well suited to be the party that says, 'We're going to have a limited but also effective government.' ''</w:t>
         <w:br/>
-        <w:t>These characters and others pass in and out of the home on Laurel Avenue, always getting encouragement from Jake, stern warnings from Maggie. The family lives in a world in which the threat of violence or betrayal is always just around the corner. Their only line of defense is caring for one another, even the seemingly doomed Rolanda, no matter how many times she stumbles. "Laurel Avenue" doesn't flinch in showing both the frailties and the strengths of the Arnetts. It's impossible not to end up caring for them.</w:t>
+        <w:t>Mr. Pawlenty can talk about such things from experience. He now lives in the well-off suburb of Eagan, but holds blue-collar credentials. He grew up in South St. Paul, then a working-class town where life revolved around the stockyards, where his father drove a truck, where he played hockey, where his mother died of cancer when he was still a teenager, and where he went on to become the first in his family to graduate from college.</w:t>
         <w:br/>
-        <w:t>And the passing details are perfect. There's the white policeman muttering that Yolanda should have shot a fleeing youth suspected of drug-dealing, without even realizing that the boy was her nephew. There's the black street woman outside the church where Maggie is organist: "Everybody saying, 'Jesus, Jesus,' but He took off and left me so He wouldn't have to face all this." And there's the middle-class black father accused of spoiling his daughter. "More black kids should be spoiled," he counters softly.</w:t>
+        <w:t>For Mr. McCain, whose campaign would not comment about the vice-presidential selection process, Mr. Pawlenty might be appealing on other fronts. At 47, tall and runner-thin, Mr. Pawlenty is the same age as Senator Barack Obama, the presumed Democratic presidential nominee. He also carries qualifications important to many conservatives: opposition to tax increases, longtime attendance at a church with a pastor who leads the National Association of Evangelicals and a mostly consistent conservatism on social issues.</w:t>
         <w:br/>
-        <w:t>Other members of the remarkably accomplished cast are Scott Lawrence, Monte Russell, Dan Martin, Gay Thomas and Ulysses Zachary. "Laurel Avenue" ends on Monday morning with Jake off to another day's work. As he put it earlier: "You keep doing what you got to do." One thing it would be a distinct pleasure to do would be to see a lot more of the Arnetts in television's future. This is one family story that begs to be continued.</w:t>
+        <w:t>If anything, Mr. Pawlenty's critics say, he is too prepared for this moment; they say he has been so conscious of the possibility of higher office that he has been overly careful as governor. This year, he vetoed 34 bills passed by a Democratic-dominated Legislature, more than any other Minnesota governor had vetoed in a year since at least World War II, leading his most fervent critics to describe him as more of a goalie fending off pucks than a leader rushing the net.</w:t>
         <w:br/>
-        <w:t>The executive producers are Mr. Aaron and the actor Charles S. Dutton ("Roc").</w:t>
+        <w:t>Some critics even note changes in his haircut -- once a mullet-style, now a cropped conservative look less common at a Minnesota hockey rink -- as evidence of his political calculations.</w:t>
         <w:br/>
-        <w:t xml:space="preserve"> </w:t>
+        <w:t>''He's done popular stuff, easy stuff, symbolic stuff,'' said Tim Penny, a former Democratic congressman who lost the governor's race to Mr. Pawlenty in 2002 as the Independence Party candidate and who says he supports Mr. McCain for president. ''I can't think of a single issue in which he has been leading public opinion. What you find here is an unremarkable record.''</w:t>
         <w:br/>
-        <w:t>Laurel Avenue</w:t>
+        <w:t>Mr. Pawlenty's supporters strongly disagree, and point to a list of accomplishments: holding the line on taxes while resolving a $4.5 billion deficit in his first term, changing the state's education system, including creating performance pay for teachers, and pressing environmental efforts, less common in his party, on conservation and renewable energy.</w:t>
         <w:br/>
-        <w:t>HBO, in two parts, Saturday and Sunday at 10 P.M.</w:t>
+        <w:t>''Is he ambitious? Yes,'' said Charlie Weaver, once Mr. Pawlenty's chief of staff. ''Does that ambition cloud his judgment and cause him to do things not within his values? No.''</w:t>
+        <w:br/>
+        <w:t>In a way, Mr. Pawlenty was an accidental governor.</w:t>
+        <w:br/>
+        <w:t>In 2001, he was considering a run for the United States Senate, having served as the State House majority leader, a City Council member in Eagan and a member of the city's planning commission. Republican leaders in Washington, though, suspected that Norm Coleman would be a stronger candidate and urged Mr. Pawlenty to back off.</w:t>
+        <w:br/>
+        <w:t>Mr. Pawlenty ran for governor instead, although some allies, including former Senator David F. Durenberger, for whom Mr. Pawlenty once worked, say they believe he would have been more comfortable in the Senate, given his experience as a lawmaker.</w:t>
+        <w:br/>
+        <w:t>In the summer of 1980, Mr. Pawlenty -- who had gone to the University of Minnesota planning to be a dentist -- went to work for Mr. Durenberger, having learned about the internship in a campus newspaper. He returned for six months during Mr. Durenberger's 1982 campaign, and again, for a year, as the campaign's political director in 1988.</w:t>
+        <w:br/>
+        <w:t>In 1990, Mr. Durenberger was denounced in the Senate for misconduct involving financial dealings. Bob Schroeder, a spokesman for Mr. Pawlenty, said that Mr. Pawlenty was disappointed with Mr. Durenberger's troubles, but that those events ''occurred years after the governor and senator were in regular contact.''</w:t>
+        <w:br/>
+        <w:t>The two men still talk from time to time, said Mr. Durenberger, whom Mr. Pawlenty appointed three years ago as chairman of a committee on health care policy.</w:t>
+        <w:br/>
+        <w:t>While he was working for Mr. Durenberger, Mr. Pawlenty met Mr. McCain when the senator came to Minnesota, as Mr. Pawlenty recalls it, for a veterans' program and Mr. Pawlenty (and his wife) volunteered to drive him around. They got to know each other over the better part of two days, Mr. Pawlenty said. They stayed in touch over the years, and Mr. Pawlenty was an early, vocal supporter of Mr. McCain's presidential bid, even last year when some considered it doomed.</w:t>
+        <w:br/>
+        <w:t>Mr. Pawlenty is high on the short list of candidates Mr. McCain is considering for vice president, according to Republicans familiar with the deliberations. Mr. Pawlenty has campaigned with Mr. McCain and for him, but following the rules set out for potential vice-presidential nominees by Mr. McCain, he has declined to comment on what is going on.</w:t>
+        <w:br/>
+        <w:t>Asked at a press luncheon in Washington what the most important quality of a running mate would be, Mr. Pawlenty responded, ''Discretion,'' and walked away from the microphone.</w:t>
+        <w:br/>
+        <w:t>In his own races for governor, in 2002 and 2006, Mr. Pawlenty won with pluralities, not majorities, the most recent being ever so narrow: 47 percent to 46 percent.</w:t>
+        <w:br/>
+        <w:t>Nonetheless, Mr. Pawlenty's advocates consider the results to be remarkable shows of strength, considering the races had third-party candidates in a state with a tradition of strong Democrats like Hubert H. Humphrey, Eugene J. McCarthy, Walter F. Mondale and Paul Wellstone, and a tradition of electing iconoclastic governors, including Jesse Ventura and Rudy Perpich.</w:t>
+        <w:br/>
+        <w:t>But those margins have led others to question Mr. Pawlenty's popularity here, and whether his presence on the Republican ticket could even secure Minnesota, which has supported Democratic presidential candidates since 1976.</w:t>
+        <w:br/>
+        <w:t>''This is not a fellow who is going to come across as strikingly charismatic,'' said Steven Schier, a political scientist at Carleton College. ''People see that he's smart and competent, but there's not much sizzle.''</w:t>
+        <w:br/>
+        <w:t>Before crowds, Mr. Pawlenty seems comfortable and warm. He speaks, at times, without visible notes. He quotes from books, sports interviews and magazines, and can turn wonky, delving into energy and education policy, then veer back to regular-guy talk, as he did last week, when he told a crowd in Chicago that the health care system was ''flat busted.''</w:t>
+        <w:br/>
+        <w:t>The prospect of Mr. Pawlenty as Mr. McCain's attack dog makes some here chuckle a little. Even some who have run against Mr. Pawlenty describe him as fun, winsome, slightly corny and playful, even nice. He has played baseball outside the State House during a break in a tense legislative session. He has shot a hockey puck inside his ornate reception room.</w:t>
+        <w:br/>
+        <w:t>Roger Moe, the Democrat who lost to Mr. Pawlenty in 2002, remembered Mr. Pawlenty quietly leaning over near the end of a candidate forum and offering him a lift home.</w:t>
+        <w:br/>
+        <w:t>''Why don't you ride with me?'' Mr. Moe recalled Mr. Pawlenty offering. ''We've got this big plane.''</w:t>
+        <w:br/>
+        <w:t>So there they were, foes in the middle of a campaign, sharing beers and gossip on the way home.</w:t>
+        <w:br/>
+        <w:t>While Mr. Pawlenty wins praise from social and fiscal conservatives, several episodes in his past -- and his recent talk of renewable energy standards -- have left some wondering whether he is truly one of them.</w:t>
+        <w:br/>
+        <w:t>Fifteen years ago, while in the State House, Mr. Pawlenty voted to expand rights for gay men and lesbians; he has since said he regrets the vote.</w:t>
+        <w:br/>
+        <w:t>Then, as governor, after a partisan battle with the Legislature and a partial shutdown of the state government, he agreed to a ''health impact fee'' on cigarettes, irking fiscal conservatives who said he had broken his promise not to raise taxes.</w:t>
+        <w:br/>
+        <w:t>Some also wonder whether Mr. Pawlenty's brushes with campaign finance and disclosure questions, though rare, might create a conflict with the above-board image put forth by Mr. McCain.</w:t>
+        <w:br/>
+        <w:t>In 2002, only weeks before Election Day, the state's Republican Party and Mr. Pawlenty's campaign were accused of illegal coordination over two television advertisements paid for by the state party. Mr. Pawlenty's campaign paid a $100,000 fine and was required to report a $500,000 in-kind contribution from the state party.</w:t>
+        <w:br/>
+        <w:t>Months after the election, Mr. Pawlenty's political adversaries raised new questions about whether he had properly disclosed consulting work he did in 2001 and 2002 for a telecom company owned by a longtime associate. Mr. Pawlenty had received $4,500 a month for more than a year, but did not include the consulting fees in the wages section of his financial disclosure form. Instead, he cited the consulting work -- and a sole proprietorship company he had created and done the work under -- as an investment or a security.</w:t>
+        <w:br/>
+        <w:t>Mr. Pawlenty eventually amended his disclosure forms to include the consulting payments in both sections of the form, and the state's campaign finance board ultimately found no wrongdoing in the matter.</w:t>
+        <w:br/>
+        <w:t>''He said he was sorry,'' said Mr. Moe, Mr. Pawlenty's Democratic opponent that year. ''He always says 'sorry.' ''</w:t>
+        <w:br/>
+        <w:t>A year ago, Mr. Pawlenty faced the most visible crisis of his tenure. On a busy Wednesday evening, the Interstate 35W bridge through downtown Minneapolis collapsed, plunging cars into the Mississippi River and killing 13 people.</w:t>
+        <w:br/>
+        <w:t>Many praised Mr. Pawlenty for his swift, empathetic response. The political battle that followed -- in what, by 2007, was a Democratic-dominated State House and Senate -- was far more complicated.</w:t>
+        <w:br/>
+        <w:t>Democrats raged about the state's aging bridges and roads, and blamed Mr. Pawlenty for vetoing a gasoline tax increase and for putting Carol Molnau, the lieutenant governor, in charge of the state's Transportation Department.</w:t>
+        <w:br/>
+        <w:t>After months of argument, the Legislature this year passed a transportation package that included a gasoline tax increase. Mr. Pawlenty vetoed it, but was overridden for the first time.</w:t>
+        <w:br/>
+        <w:t>Mr. Pawlenty vetoed the package because it contained $6.6 billion in tax increases and hundreds of millions of dollars in additional local sales taxes, aides said. But Lawrence J. Pogemiller, the Senate majority leader, said Mr. Pawlenty had waffled over the gasoline tax increase. Mr. Pogemiller said Mr. Pawlenty had called him for a meeting two days after the bridge collapse and had said he would support a gas tax increase, only to withdraw that support three days later under criticism from conservatives. The governor's aides dispute that account.</w:t>
+        <w:br/>
+        <w:t>''Look,'' Mr. Pogemiller said, ''to me, this is verification that he does and says whatever is necessary to look good at the moment.''</w:t>
+        <w:br/>
+        <w:t>Mrs. Pawlenty dismissed claims that her husband's ambitions had driven policy choices. ''That's not who he is,'' she said.</w:t>
+        <w:br/>
+        <w:t>Nor, for that matter, she added, has Mr. McCain's vice-presidential search driven her husband's hairstyle. The governor has cut and grown out his hair at various times over the years, she said.</w:t>
+        <w:br/>
+        <w:t>The Prospects: This article is part of a series looking at potential vicepresidential candidates.</w:t>
         <w:br/>
         <w:br/>
-        <w:t>Created by Paul Aaron and Michael Henry Brown; directed by Carl Franklin; written by Mr. Brown, based on a story by Mr. Aaron and Mr. Brown; director of photography, James Glennon; editor, Carole Kravetz; music by Harold Wheeler; production designer, Maxine Shepard; produced by Tony To and Jesse Beaton for HBO Independent Productions Inc.; Paul Aaron and Charles S. Dutton, executive producers.</w:t>
-        <w:br/>
-        <w:t xml:space="preserve"> </w:t>
-        <w:br/>
-        <w:t>Maggie Arnett . . . Mary Alice</w:t>
-        <w:br/>
-        <w:t>Uncle Otis . . . Jay Brooks</w:t>
-        <w:br/>
-        <w:t>Yolanda Arnett-Friedman . . . Juanita Jennings</w:t>
-        <w:br/>
-        <w:t>Keith Arnett . . . Scott Lawrence</w:t>
-        <w:br/>
-        <w:t>Woodrow Arnett . . . Dan Martin</w:t>
-        <w:br/>
-        <w:t>Marcus Arnett . . . Monte Russell</w:t>
-        <w:br/>
-        <w:t>Shanequa Arnett . . . Ondrea Shalbetter</w:t>
-        <w:br/>
-        <w:t>Rolanda Arnett . . . Rhonda Stubbins White</w:t>
-        <w:br/>
-        <w:t>Rushan Arnett . . . Vonte Sweet</w:t>
-        <w:br/>
-        <w:t>Kathleen Arnett . . . Gay Thomas</w:t>
-        <w:br/>
-        <w:t>Sheila Arnett . . . Malinda Williams</w:t>
-        <w:br/>
-        <w:t>Jake Arnett . . . Mel Winkler</w:t>
-        <w:br/>
-        <w:t>Anthony . . . Gary Dourdan</w:t>
-        <w:br/>
-        <w:t>Howard Friedman . . . Michael Tezla</w:t>
-        <w:br/>
-        <w:t>Fletcher . . . Ulysses Zachary</w:t>
+        <w:t>http://www.nytimes.com</w:t>
         <w:br/>
         <w:br/>
         <w:t>Graphic</w:t>
@@ -116,7 +152,9 @@
         <w:br/>
         <w:t xml:space="preserve"> </w:t>
         <w:br/>
-        <w:t>Photo: Mel Winkler and Mary Alice in the HBO series "Laurel Avenue." (Bob Green)</w:t>
+        <w:t>PHOTOS: Gov. Tim Pawlenty and his wife, Mary, with Senator John McCain on July 10 in St. Paul. (PHOTOGRAPH BY CAROLYN KASTER/ASSOCIATED PRESS(A1)</w:t>
+        <w:br/>
+        <w:t xml:space="preserve"> Gov. Tim Pawlenty, reported to be on John McCain's short list for running mate, at the McCain headquarters in St. Paul last week. (PHOTOGRAPH BY CAROLYN KASTER/ASSOCIATED PRESS)(A14)</w:t>
       </w:r>
     </w:p>
     <w:sectPr>
